--- a/courts/fifth-circuit/texas/federal/bankruptcy-northern-district/adversary-complaint/usage/OUTPUT-adversary-complaint.docx
+++ b/courts/fifth-circuit/texas/federal/bankruptcy-northern-district/adversary-complaint/usage/OUTPUT-adversary-complaint.docx
@@ -163,9 +163,7 @@
         <w:t xml:space="preserve"> </w:t>
       </w:r>
       <w:r>
-        <w:t xml:space="preserve">75201</w:t>
-        <w:noBreakHyphen/>
-        <w:t xml:space="preserve">1574</w:t>
+        <w:t xml:space="preserve">75201-⁠1574</w:t>
       </w:r>
     </w:p>
     <w:p>
@@ -187,9 +185,7 @@
         <w:t xml:space="preserve"> </w:t>
       </w:r>
       <w:r>
-        <w:t xml:space="preserve">295</w:t>
-        <w:noBreakHyphen/>
-        <w:t xml:space="preserve">8000</w:t>
+        <w:t xml:space="preserve">295-⁠8000</w:t>
       </w:r>
     </w:p>
     <w:p>
@@ -860,9 +856,7 @@
               <w:t xml:space="preserve">Case No. </w:t>
             </w:r>
             <w:r>
-              <w:t xml:space="preserve">25</w:t>
-              <w:noBreakHyphen/>
-              <w:t xml:space="preserve">90013</w:t>
+              <w:t xml:space="preserve">25-⁠90013</w:t>
             </w:r>
             <w:r>
               <w:t xml:space="preserve"> </w:t>
